--- a/Digital_Twin_from_Scratch_Workbook_EN.docx
+++ b/Digital_Twin_from_Scratch_Workbook_EN.docx
@@ -240,6 +240,17 @@
           <w:rStyle w:val="NormalTok"/>
         </w:rPr>
         <w:t xml:space="preserve"> install numpy pandas scikit-learn matplotlib torch fastapi uvicorn</w:t>
+      </w:r>
+    </w:p>
+    <w:p>
+      <w:pPr>
+        <w:pStyle w:val="BodyText"/>
+      </w:pPr>
+      <w:r>
+        <w:rPr>
+          <w:i/>
+        </w:rPr>
+        <w:t xml:space="preserve">This workbook’s code lives on GitHub, at github.com/jackfischer3000/DIGITAL-TWIN-OD-ZERA-Practical-Workbook, in both Polish and English — pull it directly instead of retyping from the page, and check there for updates or corrections.</w:t>
       </w:r>
     </w:p>
     <w:p>

--- a/Digital_Twin_from_Scratch_Workbook_EN.docx
+++ b/Digital_Twin_from_Scratch_Workbook_EN.docx
@@ -258,6 +258,158 @@
         <w:pStyle w:val="FirstParagraph"/>
       </w:pPr>
       <w:r>
+        <w:t xml:space="preserve">How to Use This Workbook</w:t>
+      </w:r>
+    </w:p>
+    <w:p>
+      <w:pPr>
+        <w:pStyle w:val="BodyText"/>
+        <w:ind w:left="200"/>
+      </w:pPr>
+      <w:r>
+        <w:t xml:space="preserve">— </w:t>
+      </w:r>
+      <w:r>
+        <w:rPr>
+          <w:b/>
+        </w:rPr>
+        <w:t xml:space="preserve">Run the code yourself, don't just read it.</w:t>
+      </w:r>
+      <w:r>
+        <w:t xml:space="preserve"> Reading code alone gives a false sense of understanding — it only really lands once you see the result on your own screen.</w:t>
+      </w:r>
+    </w:p>
+    <w:p>
+      <w:pPr>
+        <w:pStyle w:val="BodyText"/>
+        <w:ind w:left="200"/>
+      </w:pPr>
+      <w:r>
+        <w:t xml:space="preserve">— </w:t>
+      </w:r>
+      <w:r>
+        <w:rPr>
+          <w:b/>
+        </w:rPr>
+        <w:t xml:space="preserve">Before an exercise, copy the chapter's script</w:t>
+      </w:r>
+      <w:r>
+        <w:t xml:space="preserve"> — e.g. model.py → exercise_1.py — and work on the copy. The original stays untouched, so you can always go back and compare what changed.</w:t>
+      </w:r>
+    </w:p>
+    <w:p>
+      <w:pPr>
+        <w:pStyle w:val="BodyText"/>
+        <w:ind w:left="200"/>
+      </w:pPr>
+      <w:r>
+        <w:t xml:space="preserve">— </w:t>
+      </w:r>
+      <w:r>
+        <w:rPr>
+          <w:b/>
+        </w:rPr>
+        <w:t xml:space="preserve">Keep short notes</w:t>
+      </w:r>
+      <w:r>
+        <w:t xml:space="preserve"> (even one notes.md file) — after each exercise, write one sentence on what you expected versus what actually happened. That gap is where the learning is, not the act of running the code.</w:t>
+      </w:r>
+    </w:p>
+    <w:p>
+      <w:pPr>
+        <w:pStyle w:val="BodyText"/>
+        <w:ind w:left="200"/>
+      </w:pPr>
+      <w:r>
+        <w:t xml:space="preserve">— </w:t>
+      </w:r>
+      <w:r>
+        <w:rPr>
+          <w:b/>
+        </w:rPr>
+        <w:t xml:space="preserve">Do the exercises before moving on,</w:t>
+      </w:r>
+      <w:r>
+        <w:t xml:space="preserve"> not at the end — they're designed to confront you with a question before the book answers it in the next chapter.</w:t>
+      </w:r>
+    </w:p>
+    <w:p>
+      <w:pPr>
+        <w:pStyle w:val="BodyText"/>
+        <w:ind w:left="200"/>
+      </w:pPr>
+      <w:r>
+        <w:t xml:space="preserve">— </w:t>
+      </w:r>
+      <w:r>
+        <w:rPr>
+          <w:b/>
+        </w:rPr>
+        <w:t xml:space="preserve">There's no answer key — on purpose.</w:t>
+      </w:r>
+      <w:r>
+        <w:t xml:space="preserve"> The exercises test intuition, not a specific number. If you get stuck, go back to that chapter's “What Comes Out of This” section — the exercise usually changes just one thing that section already explained.</w:t>
+      </w:r>
+    </w:p>
+    <w:p>
+      <w:pPr>
+        <w:pStyle w:val="BodyText"/>
+        <w:ind w:left="200"/>
+      </w:pPr>
+      <w:r>
+        <w:t xml:space="preserve">— </w:t>
+      </w:r>
+      <w:r>
+        <w:rPr>
+          <w:b/>
+        </w:rPr>
+        <w:t xml:space="preserve">Two paths, one book.</w:t>
+      </w:r>
+      <w:r>
+        <w:t xml:space="preserve"> Process engineer: slow down through Chapters 1–5 (ML fundamentals). Data scientist: slow down through Part II (MDS, DQ, OQ, PQ) — that's where the regulatory logic lives.</w:t>
+      </w:r>
+    </w:p>
+    <w:p>
+      <w:pPr>
+        <w:pStyle w:val="BodyText"/>
+        <w:ind w:left="200"/>
+      </w:pPr>
+      <w:r>
+        <w:t xml:space="preserve">— </w:t>
+      </w:r>
+      <w:r>
+        <w:rPr>
+          <w:b/>
+        </w:rPr>
+        <w:t xml:space="preserve">You don't need to do every exercise properly</w:t>
+      </w:r>
+      <w:r>
+        <w:t xml:space="preserve"> — one or two per chapter is enough to keep moving; you can come back for the rest later.</w:t>
+      </w:r>
+    </w:p>
+    <w:p>
+      <w:pPr>
+        <w:pStyle w:val="BodyText"/>
+        <w:ind w:left="200"/>
+      </w:pPr>
+      <w:r>
+        <w:t xml:space="preserve">— </w:t>
+      </w:r>
+      <w:r>
+        <w:rPr>
+          <w:b/>
+        </w:rPr>
+        <w:t xml:space="preserve">When something doesn't work:</w:t>
+      </w:r>
+      <w:r>
+        <w:t xml:space="preserve"> check your Python version (3.11+) and your venv first. The real failures described in the text are part of the material — if you reproduce one, that's a good sign.</w:t>
+      </w:r>
+    </w:p>
+    <w:p>
+      <w:pPr>
+        <w:pStyle w:val="FirstParagraph"/>
+      </w:pPr>
+      <w:r>
         <w:t xml:space="preserve">How This Is Organized</w:t>
       </w:r>
     </w:p>
@@ -350,7 +502,7 @@
         <w:pStyle w:val="BodyText"/>
       </w:pPr>
       <w:r>
-        <w:t xml:space="preserve">We invent a reactor in which temperature depends linearly on heater power and process duration — with known coefficients: temperature = 20 + 1.8×power + 0.15×time + noise. The model, of course, doesn’t see this formula. It gets raw input and output data and has to discover these coefficients itself.</w:t>
+        <w:t xml:space="preserve">We invent a reactor in which temperature depends linearly on heater power and process duration — with known coefficients: temperature = 20 + 1.8×power + 0.15×time + noise. The model, of course, doesn’t see this formula. It gets raw input and output data and has to discover these coefficients itself. The whole process is the same five steps every supervised model goes through, no matter how complicated it gets later: build a dataset, hold out part of it for testing, fit the model on the rest, evaluate it on the held-out part, and interpret the result. Everything from here through Chapter 14 is a variation on these same five steps.</w:t>
       </w:r>
     </w:p>
     <w:p>
@@ -2660,7 +2812,7 @@
         <w:pStyle w:val="FirstParagraph"/>
       </w:pPr>
       <w:r>
-        <w:t xml:space="preserve">Linear regression can only find a straight line. Plenty of processes don’t behave that way — a heater, for example, has a diminishing effect at high power, because saturation sets in. This chapter shows how to even recognize this problem before reaching for a heavier architecture, and why a neural network solves it.</w:t>
+        <w:t xml:space="preserve">Linear regression can only find a straight line. Plenty of processes don’t behave that way — a heater, for example, has a diminishing effect at high power, because saturation sets in. This chapter shows how to even recognize this problem before reaching for a heavier architecture, and why a neural network solves it. You’ll see it on two models at once: the same linear regression from Chapter 1, and a new, small neural network, on the same data. Open a new file, e.g. model.py, copy the code below in full, and run it with python3 model.py — compare the printed RMSE of both models. If the neural network comes out worse than the regression, that’s a sign something’s off with the configuration, not that neural networks themselves don’t work — go back to the “Two Things That Came Up Along the Way” section below before you start debugging on your own.</w:t>
       </w:r>
     </w:p>
     <w:p>
@@ -4884,7 +5036,7 @@
         <w:pStyle w:val="FirstParagraph"/>
       </w:pPr>
       <w:r>
-        <w:t xml:space="preserve">This is the same architecture as in the bioreactor case study from the main book (Chapter 6, D.1) — just on a simpler example. Instead of choosing between physics and machine learning, we combine them: a physical model (mass balance, known equations) explains most of the phenomenon, and the ML learns only from what the physics doesn’t explain. This is a much easier task than learning everything from scratch, and — as you’ll see shortly — safer.</w:t>
+        <w:t xml:space="preserve">This is the same architecture as in the bioreactor case study from the main book (Chapter 6, D.1) — just on a simpler example. Instead of choosing between physics and machine learning, we combine them: a physical model (mass balance, known equations) explains most of the phenomenon, and the ML learns only from what the physics doesn’t explain. This is a much easier task than learning everything from scratch, and — as you’ll see shortly — safer. We’ll build three approaches on the same data — physics only, ML only, and the hybrid — so you see the difference with your own eyes, not just take it on faith. Open a new file, paste the whole code below, run it, and note the three RMSE values it prints — you’ll need them shortly, for the failure that actually happened while building this chapter.</w:t>
       </w:r>
     </w:p>
     <w:p>
@@ -8216,7 +8368,7 @@
         <w:pStyle w:val="FirstParagraph"/>
       </w:pPr>
       <w:r>
-        <w:t xml:space="preserve">A classic of the genre: we fit polynomials of increasing degree to a small, noisy dataset (n=25, deliberately small, because that way overfitting is obvious at a glance, not something you have to guess at).</w:t>
+        <w:t xml:space="preserve">A classic of the genre: we fit polynomials of increasing degree to a small, noisy dataset (n=25, deliberately small, because that way overfitting is obvious at a glance, not something you have to guess at). You’ll see it on one dataset, fitting polynomials of six different degrees — from too simple to absurdly complex. Paste the code below into a new file and run it, then look at the two columns it prints: training RMSE and test RMSE, and how far apart they drift at higher degrees — that’s the exact moment overfitting becomes visible with your own eyes, not just in theory.</w:t>
       </w:r>
     </w:p>
     <w:p>
@@ -11242,7 +11394,7 @@
         <w:pStyle w:val="FirstParagraph"/>
       </w:pPr>
       <w:r>
-        <w:t xml:space="preserve">Processes with inertia — thermal, mechanical, biological, it doesn’t matter which — have a state that depends on history, not just on what’s happening right now. We simulate a reactor with thermal inertia and look at why a model with no access to the previous state is systematically wrong. This is, in essence, the whole reason we reach for a GRU in Part II.</w:t>
+        <w:t xml:space="preserve">Processes with inertia — thermal, mechanical, biological, it doesn’t matter which — have a state that depends on history, not just on what’s happening right now. We simulate a reactor with thermal inertia and look at why a model with no access to the previous state is systematically wrong. This is, in essence, the whole reason we reach for a GRU in Part II. We’ll build two models on the same time series — one without memory, one with — and compare their error. Paste the code below into a new file, run it, and note the percentage RMSE difference between model A and model B printed at the end — that’s the number we’ll come back to when motivating GRU in Part II.</w:t>
       </w:r>
     </w:p>
     <w:p>
@@ -14355,7 +14507,7 @@
         <w:t xml:space="preserve">“metabolic overflow mode”</w:t>
       </w:r>
       <w:r>
-        <w:t xml:space="preserve">: when the cumulative combination of biomass density and feeding history crosses a threshold, the cells start consuming more oxygen (qO2 increases 1.7-fold). This is exactly the mechanism I wrote about in the Introduction of the main book — inoculum density and feeding history lead to a delayed DO drop, and to catch this, the model needs memory, not just a view of current values. Hence the GRU.</w:t>
+        <w:t xml:space="preserve">: when the cumulative combination of biomass density and feeding history crosses a threshold, the cells start consuming more oxygen (qO2 increases 1.7-fold). This is exactly the mechanism I wrote about in the Introduction of the main book — inoculum density and feeding history lead to a delayed DO drop, and to catch this, the model needs memory, not just a view of current values. Hence the GRU. The code below builds exactly this simulation — open a new file symulacja_en.py, copy it in full, and run it with python3 symulacja_en.py. Notice the metabolic_mode variable in the output: it’s only in the data for inspection — no model we build later ever gets it as an input, exactly as it would be at a real plant, where you wouldn’t be measuring that quantity at all.</w:t>
       </w:r>
     </w:p>
     <w:p>
@@ -26878,7 +27030,7 @@
         <w:pStyle w:val="BodyText"/>
       </w:pPr>
       <w:r>
-        <w:t xml:space="preserve">GRU weights, scaling statistics, the conformal prediction quantile, Mahalanobis statistics, the training-data hash from Chapter 8 — all to disk, before we write even one line of the API itself.</w:t>
+        <w:t xml:space="preserve">GRU weights, scaling statistics, the conformal prediction quantile, Mahalanobis statistics, the training-data hash from Chapter 8 — all to disk, before we write even one line of the API itself. Run the script below as its own file, trenuj_i_zapisz_en.py — it trains the model from scratch (exactly as in Chapter 6) and saves two output files: model_gru_en.pt with the network weights, and artefakty_en.json with every number the API in the next section will need. Check in the printout that the quantile and the OOD threshold match the ones from Chapters 9 and 11 — if they do, you know the pipeline is consistent from training through to deployment.</w:t>
       </w:r>
     </w:p>
     <w:p>
@@ -31072,7 +31224,7 @@
         <w:pStyle w:val="BodyText"/>
       </w:pPr>
       <w:r>
-        <w:t xml:space="preserve">The POST /predict endpoint returns exactly what we promised in the MDS: a prediction with a confidence interval, the OOD flag, the model version, and along with that the physics/ML-correction breakdown and the fallback logic.</w:t>
+        <w:t xml:space="preserve">The POST /predict endpoint returns exactly what we promised in the MDS: a prediction with a confidence interval, the OOD flag, the model version, and along with that the physics/ML-correction breakdown and the fallback logic. Save the code below as api_en.py in the same directory as the artefakty_en.json from the previous step, then start the server with uvicorn api_en:app --port 8000. Leave that terminal running — in the next section we’ll send it two real requests, one inside the normal data range, one deliberately outside it, to see the fallback in action.</w:t>
       </w:r>
     </w:p>
     <w:p>
@@ -35915,7 +36067,7 @@
         <w:t xml:space="preserve"> </w:t>
       </w:r>
       <w:r>
-        <w:t xml:space="preserve">This whole cycle is an investment — of team time, infrastructure, the regulatory process. This chapter shows how to translate it into numbers that speak to finance, not just to engineers.</w:t>
+        <w:t xml:space="preserve">This whole cycle is an investment — of team time, infrastructure, the regulatory process. This chapter shows how to translate it into numbers that speak to finance, not just to engineers. We’ll build this as a small, self-contained Python module — not a spreadsheet — so you can plug it into your next project, not just this one example. Paste the code below into a new file, kalkulator_roi_en.py, run it, and compare the printed payback period against the number quoted in the section below — they should match to the month.</w:t>
       </w:r>
     </w:p>
     <w:p>

--- a/Digital_Twin_from_Scratch_Workbook_EN.docx
+++ b/Digital_Twin_from_Scratch_Workbook_EN.docx
@@ -442,6 +442,706 @@
       </w:r>
     </w:p>
     <w:bookmarkEnd w:id="9"/>
+    <w:p>
+      <w:pPr>
+        <w:pStyle w:val="Heading1"/>
+      </w:pPr>
+      <w:r>
+        <w:t xml:space="preserve">Glossary of Terms</w:t>
+      </w:r>
+    </w:p>
+    <w:p>
+      <w:pPr>
+        <w:pStyle w:val="BodyText"/>
+      </w:pPr>
+      <w:r>
+        <w:t xml:space="preserve">The glossary below collects every acronym and technical term used in this workbook, roughly in the order they appear — from ML basics, through PyTorch, to GxP validation jargon. You don’t need to read it start to finish — come back here whenever you hit an acronym you don’t remember.</w:t>
+      </w:r>
+    </w:p>
+    <w:p>
+      <w:pPr>
+        <w:pStyle w:val="FirstParagraph"/>
+      </w:pPr>
+      <w:r>
+        <w:t xml:space="preserve">Machine Learning — Basics</w:t>
+      </w:r>
+    </w:p>
+    <w:p>
+      <w:pPr>
+        <w:pStyle w:val="BodyText"/>
+      </w:pPr>
+      <w:r>
+        <w:rPr>
+          <w:b/>
+        </w:rPr>
+        <w:t xml:space="preserve">Linear regression</w:t>
+      </w:r>
+      <w:r>
+        <w:t xml:space="preserve"> — the simplest model: it assumes the output is a weighted sum of the inputs plus a constant. Each variable’s “weight” is a coefficient the model fits to the data.</w:t>
+      </w:r>
+    </w:p>
+    <w:p>
+      <w:pPr>
+        <w:pStyle w:val="BodyText"/>
+      </w:pPr>
+      <w:r>
+        <w:rPr>
+          <w:b/>
+        </w:rPr>
+        <w:t xml:space="preserve">RMSE (root mean squared error)</w:t>
+      </w:r>
+      <w:r>
+        <w:t xml:space="preserve"> — the typical size of the prediction error, in the same units as the predicted quantity. RMSE = 1.8°C means: the model is off by about 1.8 degrees on average.</w:t>
+      </w:r>
+    </w:p>
+    <w:p>
+      <w:pPr>
+        <w:pStyle w:val="BodyText"/>
+      </w:pPr>
+      <w:r>
+        <w:rPr>
+          <w:b/>
+        </w:rPr>
+        <w:t xml:space="preserve">R² (R-squared)</w:t>
+      </w:r>
+      <w:r>
+        <w:t xml:space="preserve"> — what percentage of the data’s variation the model explains, measured from the reference point of “always guess the mean.” One is a perfect fit, zero is as good as guessing the mean.</w:t>
+      </w:r>
+    </w:p>
+    <w:p>
+      <w:pPr>
+        <w:pStyle w:val="BodyText"/>
+      </w:pPr>
+      <w:r>
+        <w:rPr>
+          <w:b/>
+        </w:rPr>
+        <w:t xml:space="preserve">Training set / test set</w:t>
+      </w:r>
+      <w:r>
+        <w:t xml:space="preserve"> — data is split into a part used for learning (training) and a part held aside that the model never trains on (test) — only the result on that second part tells you whether the model actually learned something, not just memorized the training data.</w:t>
+      </w:r>
+    </w:p>
+    <w:p>
+      <w:pPr>
+        <w:pStyle w:val="BodyText"/>
+      </w:pPr>
+      <w:r>
+        <w:rPr>
+          <w:b/>
+        </w:rPr>
+        <w:t xml:space="preserve">Overfitting</w:t>
+      </w:r>
+      <w:r>
+        <w:t xml:space="preserve"> — the model fits the noise and random quirks of the training data instead of the real relationship — it looks great on data it has seen, and poor on new data.</w:t>
+      </w:r>
+    </w:p>
+    <w:p>
+      <w:pPr>
+        <w:pStyle w:val="BodyText"/>
+      </w:pPr>
+      <w:r>
+        <w:rPr>
+          <w:b/>
+        </w:rPr>
+        <w:t xml:space="preserve">Underfitting</w:t>
+      </w:r>
+      <w:r>
+        <w:t xml:space="preserve"> — the opposite of overfitting: the model is too simple to capture the real relationship, and is systematically wrong even on data it has seen.</w:t>
+      </w:r>
+    </w:p>
+    <w:p>
+      <w:pPr>
+        <w:pStyle w:val="BodyText"/>
+      </w:pPr>
+      <w:r>
+        <w:rPr>
+          <w:b/>
+        </w:rPr>
+        <w:t xml:space="preserve">Cross-validation (k-fold)</w:t>
+      </w:r>
+      <w:r>
+        <w:t xml:space="preserve"> — instead of a single train/test split, the data is divided into several parts (folds), each taking a turn as the test set, and the results are averaged — giving a more reliable estimate than a single split.</w:t>
+      </w:r>
+    </w:p>
+    <w:p>
+      <w:pPr>
+        <w:pStyle w:val="BodyText"/>
+      </w:pPr>
+      <w:r>
+        <w:rPr>
+          <w:b/>
+        </w:rPr>
+        <w:t xml:space="preserve">Neural network / MLP (Multi-Layer Perceptron)</w:t>
+      </w:r>
+      <w:r>
+        <w:t xml:space="preserve"> — a model built from layers of “neurons,” each computing a weighted sum of its inputs and passing it through an activation function. That activation function is what lets the network capture nonlinear relationships that linear regression can’t see.</w:t>
+      </w:r>
+    </w:p>
+    <w:p>
+      <w:pPr>
+        <w:pStyle w:val="BodyText"/>
+      </w:pPr>
+      <w:r>
+        <w:rPr>
+          <w:b/>
+        </w:rPr>
+        <w:t xml:space="preserve">Activation function</w:t>
+      </w:r>
+      <w:r>
+        <w:t xml:space="preserve"> — a nonlinear transformation inside a neural network (e.g. tanh, relu) — without it, a network made entirely of linear layers would still just be linear regression, no matter how many layers it has.</w:t>
+      </w:r>
+    </w:p>
+    <w:p>
+      <w:pPr>
+        <w:pStyle w:val="BodyText"/>
+      </w:pPr>
+      <w:r>
+        <w:rPr>
+          <w:b/>
+        </w:rPr>
+        <w:t xml:space="preserve">Hyperparameter</w:t>
+      </w:r>
+      <w:r>
+        <w:t xml:space="preserve"> — a model setting chosen before training, not learned from the data — e.g. the number of neurons in a hidden layer, or the strength of regularization.</w:t>
+      </w:r>
+    </w:p>
+    <w:p>
+      <w:pPr>
+        <w:pStyle w:val="BodyText"/>
+      </w:pPr>
+      <w:r>
+        <w:rPr>
+          <w:b/>
+        </w:rPr>
+        <w:t xml:space="preserve">Regularization (L2, alpha)</w:t>
+      </w:r>
+      <w:r>
+        <w:t xml:space="preserve"> — a penalty on overly large model weights, limiting the model’s ability to extrapolate “explosively” where data is scarce. The alpha parameter controls how strong that penalty is.</w:t>
+      </w:r>
+    </w:p>
+    <w:p>
+      <w:pPr>
+        <w:pStyle w:val="BodyText"/>
+      </w:pPr>
+      <w:r>
+        <w:rPr>
+          <w:b/>
+        </w:rPr>
+        <w:t xml:space="preserve">Standardization / StandardScaler</w:t>
+      </w:r>
+      <w:r>
+        <w:t xml:space="preserve"> — rescaling features so each has a mean of zero and a standard deviation of one — neural networks need this for stable training when inputs have very different scales (e.g. power 5–20 kW, time 10–120 min).</w:t>
+      </w:r>
+    </w:p>
+    <w:p>
+      <w:pPr>
+        <w:pStyle w:val="BodyText"/>
+      </w:pPr>
+      <w:r>
+        <w:rPr>
+          <w:b/>
+        </w:rPr>
+        <w:t xml:space="preserve">Residual</w:t>
+      </w:r>
+      <w:r>
+        <w:t xml:space="preserve"> — the difference between the true value and the model’s prediction. In a hybrid architecture, the residual — what physics doesn’t explain — is exactly what the ML component learns to predict.</w:t>
+      </w:r>
+    </w:p>
+    <w:p>
+      <w:pPr>
+        <w:pStyle w:val="BodyText"/>
+      </w:pPr>
+      <w:r>
+        <w:rPr>
+          <w:b/>
+        </w:rPr>
+        <w:t xml:space="preserve">Hybrid model</w:t>
+      </w:r>
+      <w:r>
+        <w:t xml:space="preserve"> — an architecture combining a physical model (known equations) with a machine-learning component that corrects only what the physics doesn’t explain — instead of choosing between one or the other.</w:t>
+      </w:r>
+    </w:p>
+    <w:p>
+      <w:pPr>
+        <w:pStyle w:val="FirstParagraph"/>
+      </w:pPr>
+      <w:r>
+        <w:t xml:space="preserve">PyTorch and Recurrent Networks</w:t>
+      </w:r>
+    </w:p>
+    <w:p>
+      <w:pPr>
+        <w:pStyle w:val="BodyText"/>
+      </w:pPr>
+      <w:r>
+        <w:rPr>
+          <w:b/>
+        </w:rPr>
+        <w:t xml:space="preserve">Tensor</w:t>
+      </w:r>
+      <w:r>
+        <w:t xml:space="preserve"> — a data structure similar to a numpy array, but one that remembers how it was computed — which is what lets PyTorch automatically compute derivatives (see: autograd).</w:t>
+      </w:r>
+    </w:p>
+    <w:p>
+      <w:pPr>
+        <w:pStyle w:val="BodyText"/>
+      </w:pPr>
+      <w:r>
+        <w:rPr>
+          <w:b/>
+        </w:rPr>
+        <w:t xml:space="preserve">Autograd / gradient</w:t>
+      </w:r>
+      <w:r>
+        <w:t xml:space="preserve"> — the mechanism that automatically computes the derivative of the error with respect to every weight in the network — the entire training of a neural network rests on this.</w:t>
+      </w:r>
+    </w:p>
+    <w:p>
+      <w:pPr>
+        <w:pStyle w:val="BodyText"/>
+      </w:pPr>
+      <w:r>
+        <w:rPr>
+          <w:b/>
+        </w:rPr>
+        <w:t xml:space="preserve">Epoch</w:t>
+      </w:r>
+      <w:r>
+        <w:t xml:space="preserve"> — one complete pass through the whole training set during training. Training usually runs for many epochs.</w:t>
+      </w:r>
+    </w:p>
+    <w:p>
+      <w:pPr>
+        <w:pStyle w:val="BodyText"/>
+      </w:pPr>
+      <w:r>
+        <w:rPr>
+          <w:b/>
+        </w:rPr>
+        <w:t xml:space="preserve">Batch / DataLoader</w:t>
+      </w:r>
+      <w:r>
+        <w:t xml:space="preserve"> — a chunk of data processed at once during a single training step. DataLoader is the PyTorch tool that splits data into these chunks.</w:t>
+      </w:r>
+    </w:p>
+    <w:p>
+      <w:pPr>
+        <w:pStyle w:val="BodyText"/>
+      </w:pPr>
+      <w:r>
+        <w:rPr>
+          <w:b/>
+        </w:rPr>
+        <w:t xml:space="preserve">GRU (Gated Recurrent Unit)</w:t>
+      </w:r>
+      <w:r>
+        <w:t xml:space="preserve"> — a neural network with memory — the state from the previous time step comes back as input to the next one, with two “gates” deciding how much of the old state to keep and how much to overwrite with new data.</w:t>
+      </w:r>
+    </w:p>
+    <w:p>
+      <w:pPr>
+        <w:pStyle w:val="BodyText"/>
+      </w:pPr>
+      <w:r>
+        <w:rPr>
+          <w:b/>
+        </w:rPr>
+        <w:t xml:space="preserve">Hidden state</w:t>
+      </w:r>
+      <w:r>
+        <w:t xml:space="preserve"> — a recurrent network’s internal “memory” — a summary of the entire history the network has processed so far.</w:t>
+      </w:r>
+    </w:p>
+    <w:p>
+      <w:pPr>
+        <w:pStyle w:val="BodyText"/>
+      </w:pPr>
+      <w:r>
+        <w:rPr>
+          <w:b/>
+        </w:rPr>
+        <w:t xml:space="preserve">Loss function / MSE</w:t>
+      </w:r>
+      <w:r>
+        <w:t xml:space="preserve"> — a number measuring how far off the model’s prediction is from the truth. MSE (mean squared error) is the average squared error — its square root is RMSE.</w:t>
+      </w:r>
+    </w:p>
+    <w:p>
+      <w:pPr>
+        <w:pStyle w:val="BodyText"/>
+      </w:pPr>
+      <w:r>
+        <w:rPr>
+          <w:b/>
+        </w:rPr>
+        <w:t xml:space="preserve">Optimizer (Adam)</w:t>
+      </w:r>
+      <w:r>
+        <w:t xml:space="preserve"> — the algorithm that updates the network’s weights, step by step, in the direction that reduces the loss function, based on the gradient.</w:t>
+      </w:r>
+    </w:p>
+    <w:p>
+      <w:pPr>
+        <w:pStyle w:val="FirstParagraph"/>
+      </w:pPr>
+      <w:r>
+        <w:t xml:space="preserve">Uncertainty Statistics</w:t>
+      </w:r>
+    </w:p>
+    <w:p>
+      <w:pPr>
+        <w:pStyle w:val="BodyText"/>
+      </w:pPr>
+      <w:r>
+        <w:rPr>
+          <w:b/>
+        </w:rPr>
+        <w:t xml:space="preserve">Conformal prediction</w:t>
+      </w:r>
+      <w:r>
+        <w:t xml:space="preserve"> — a method that produces a prediction interval with a formal statistical guarantee (e.g. “90% of the intervals will contain the true value”), without assuming any specific error distribution.</w:t>
+      </w:r>
+    </w:p>
+    <w:p>
+      <w:pPr>
+        <w:pStyle w:val="BodyText"/>
+      </w:pPr>
+      <w:r>
+        <w:rPr>
+          <w:b/>
+        </w:rPr>
+        <w:t xml:space="preserve">Quantile</w:t>
+      </w:r>
+      <w:r>
+        <w:t xml:space="preserve"> — the value below which a given percentage of the sorted data falls — the 90th percentile of errors is the value below which 90% of all measured errors lie.</w:t>
+      </w:r>
+    </w:p>
+    <w:p>
+      <w:pPr>
+        <w:pStyle w:val="BodyText"/>
+      </w:pPr>
+      <w:r>
+        <w:rPr>
+          <w:b/>
+        </w:rPr>
+        <w:t xml:space="preserve">Coverage</w:t>
+      </w:r>
+      <w:r>
+        <w:t xml:space="preserve"> — the actual percentage of cases where the true value fell inside the prediction interval — checked empirically on a test set, not assumed theoretically.</w:t>
+      </w:r>
+    </w:p>
+    <w:p>
+      <w:pPr>
+        <w:pStyle w:val="BodyText"/>
+      </w:pPr>
+      <w:r>
+        <w:rPr>
+          <w:b/>
+        </w:rPr>
+        <w:t xml:space="preserve">Mahalanobis distance</w:t>
+      </w:r>
+      <w:r>
+        <w:t xml:space="preserve"> — a measure of how far a new data point lies from the “center” of the training data’s distribution, accounting for correlations between features — used to detect data outside the range the model trained on.</w:t>
+      </w:r>
+    </w:p>
+    <w:p>
+      <w:pPr>
+        <w:pStyle w:val="BodyText"/>
+      </w:pPr>
+      <w:r>
+        <w:rPr>
+          <w:b/>
+        </w:rPr>
+        <w:t xml:space="preserve">OOD (out-of-distribution)</w:t>
+      </w:r>
+      <w:r>
+        <w:t xml:space="preserve"> — input data that differs significantly from what the model saw in training — an OOD flag warns that the prediction can’t be trusted the way it normally would be.</w:t>
+      </w:r>
+    </w:p>
+    <w:p>
+      <w:pPr>
+        <w:pStyle w:val="FirstParagraph"/>
+      </w:pPr>
+      <w:r>
+        <w:t xml:space="preserve">Process Validation and GxP</w:t>
+      </w:r>
+    </w:p>
+    <w:p>
+      <w:pPr>
+        <w:pStyle w:val="BodyText"/>
+      </w:pPr>
+      <w:r>
+        <w:rPr>
+          <w:b/>
+        </w:rPr>
+        <w:t xml:space="preserve">GxP</w:t>
+      </w:r>
+      <w:r>
+        <w:t xml:space="preserve"> — a general term for the set of regulatory practices in pharma (Good Manufacturing/Laboratory/Clinical Practice) that ensure processes are documented, repeatable, and controlled.</w:t>
+      </w:r>
+    </w:p>
+    <w:p>
+      <w:pPr>
+        <w:pStyle w:val="BodyText"/>
+      </w:pPr>
+      <w:r>
+        <w:rPr>
+          <w:b/>
+        </w:rPr>
+        <w:t xml:space="preserve">GMP (Good Manufacturing Practice)</w:t>
+      </w:r>
+      <w:r>
+        <w:t xml:space="preserve"> — the part of GxP covering manufacturing — a set of requirements for how to document and control a production process.</w:t>
+      </w:r>
+    </w:p>
+    <w:p>
+      <w:pPr>
+        <w:pStyle w:val="BodyText"/>
+      </w:pPr>
+      <w:r>
+        <w:rPr>
+          <w:b/>
+        </w:rPr>
+        <w:t xml:space="preserve">URS (User Requirements Specification)</w:t>
+      </w:r>
+      <w:r>
+        <w:t xml:space="preserve"> — a document spelling out what the user/process expects from a system (or a model), before design even begins.</w:t>
+      </w:r>
+    </w:p>
+    <w:p>
+      <w:pPr>
+        <w:pStyle w:val="BodyText"/>
+      </w:pPr>
+      <w:r>
+        <w:rPr>
+          <w:b/>
+        </w:rPr>
+        <w:t xml:space="preserve">MDS (Model Design Specification)</w:t>
+      </w:r>
+      <w:r>
+        <w:t xml:space="preserve"> — the document that freezes decisions about a model — purpose, inputs/outputs, architecture, acceptance criteria, fallback plan — before any training code gets written.</w:t>
+      </w:r>
+    </w:p>
+    <w:p>
+      <w:pPr>
+        <w:pStyle w:val="BodyText"/>
+      </w:pPr>
+      <w:r>
+        <w:rPr>
+          <w:b/>
+        </w:rPr>
+        <w:t xml:space="preserve">DQ (Design Qualification)</w:t>
+      </w:r>
+      <w:r>
+        <w:t xml:space="preserve"> — a formal review of the MDS before the build starts — checks whether the document is complete and internally consistent.</w:t>
+      </w:r>
+    </w:p>
+    <w:p>
+      <w:pPr>
+        <w:pStyle w:val="BodyText"/>
+      </w:pPr>
+      <w:r>
+        <w:rPr>
+          <w:b/>
+        </w:rPr>
+        <w:t xml:space="preserve">OQ (Operational Qualification)</w:t>
+      </w:r>
+      <w:r>
+        <w:t xml:space="preserve"> — formal validation of the model on a test set it never saw in training — checks whether the model meets the criteria from the MDS.</w:t>
+      </w:r>
+    </w:p>
+    <w:p>
+      <w:pPr>
+        <w:pStyle w:val="BodyText"/>
+      </w:pPr>
+      <w:r>
+        <w:rPr>
+          <w:b/>
+        </w:rPr>
+        <w:t xml:space="preserve">PQ (Performance Qualification)</w:t>
+      </w:r>
+      <w:r>
+        <w:t xml:space="preserve"> — evaluating the model on new, prospective data collected after the model was frozen — the last step before production release.</w:t>
+      </w:r>
+    </w:p>
+    <w:p>
+      <w:pPr>
+        <w:pStyle w:val="BodyText"/>
+      </w:pPr>
+      <w:r>
+        <w:rPr>
+          <w:b/>
+        </w:rPr>
+        <w:t xml:space="preserve">CAPA (Corrective and Preventive Action)</w:t>
+      </w:r>
+      <w:r>
+        <w:t xml:space="preserve"> — a formal process of analyzing a problem’s root cause and implementing actions to prevent it from recurring.</w:t>
+      </w:r>
+    </w:p>
+    <w:p>
+      <w:pPr>
+        <w:pStyle w:val="BodyText"/>
+      </w:pPr>
+      <w:r>
+        <w:rPr>
+          <w:b/>
+        </w:rPr>
+        <w:t xml:space="preserve">Audit trail</w:t>
+      </w:r>
+      <w:r>
+        <w:t xml:space="preserve"> — a record of who changed what, and when, in a system/model/dataset — a basic traceability requirement in a regulated environment.</w:t>
+      </w:r>
+    </w:p>
+    <w:p>
+      <w:pPr>
+        <w:pStyle w:val="BodyText"/>
+      </w:pPr>
+      <w:r>
+        <w:rPr>
+          <w:b/>
+        </w:rPr>
+        <w:t xml:space="preserve">GAMP 5, Category 4/5</w:t>
+      </w:r>
+      <w:r>
+        <w:t xml:space="preserve"> — a classification of software by degree of customization — Category 4 is configurable software, Category 5 is bespoke software (models with an ML component fall here), requiring the highest validation rigor.</w:t>
+      </w:r>
+    </w:p>
+    <w:p>
+      <w:pPr>
+        <w:pStyle w:val="BodyText"/>
+      </w:pPr>
+      <w:r>
+        <w:rPr>
+          <w:b/>
+        </w:rPr>
+        <w:t xml:space="preserve">Change control</w:t>
+      </w:r>
+      <w:r>
+        <w:t xml:space="preserve"> — the formal process of assessing and documenting changes to a validated system — every new model version goes through this procedure.</w:t>
+      </w:r>
+    </w:p>
+    <w:p>
+      <w:pPr>
+        <w:pStyle w:val="BodyText"/>
+      </w:pPr>
+      <w:r>
+        <w:rPr>
+          <w:b/>
+        </w:rPr>
+        <w:t xml:space="preserve">FMEA / Model Risk Assessment</w:t>
+      </w:r>
+      <w:r>
+        <w:t xml:space="preserve"> — a systematic analysis of the ways a model can fail (failure modes), their impact, and the controls that mitigate them.</w:t>
+      </w:r>
+    </w:p>
+    <w:p>
+      <w:pPr>
+        <w:pStyle w:val="FirstParagraph"/>
+      </w:pPr>
+      <w:r>
+        <w:t xml:space="preserve">Deployment and Business</w:t>
+      </w:r>
+    </w:p>
+    <w:p>
+      <w:pPr>
+        <w:pStyle w:val="BodyText"/>
+      </w:pPr>
+      <w:r>
+        <w:rPr>
+          <w:b/>
+        </w:rPr>
+        <w:t xml:space="preserve">API / REST API</w:t>
+      </w:r>
+      <w:r>
+        <w:t xml:space="preserve"> — an interface that lets other programs talk to a model over a network — they send input data and get a prediction back.</w:t>
+      </w:r>
+    </w:p>
+    <w:p>
+      <w:pPr>
+        <w:pStyle w:val="BodyText"/>
+      </w:pPr>
+      <w:r>
+        <w:rPr>
+          <w:b/>
+        </w:rPr>
+        <w:t xml:space="preserve">Endpoint</w:t>
+      </w:r>
+      <w:r>
+        <w:t xml:space="preserve"> — a specific address within an API where a given function is available — e.g. POST /predict.</w:t>
+      </w:r>
+    </w:p>
+    <w:p>
+      <w:pPr>
+        <w:pStyle w:val="BodyText"/>
+      </w:pPr>
+      <w:r>
+        <w:rPr>
+          <w:b/>
+        </w:rPr>
+        <w:t xml:space="preserve">FastAPI / Uvicorn</w:t>
+      </w:r>
+      <w:r>
+        <w:t xml:space="preserve"> — a Python library for building APIs (FastAPI) and the server that runs them (Uvicorn).</w:t>
+      </w:r>
+    </w:p>
+    <w:p>
+      <w:pPr>
+        <w:pStyle w:val="BodyText"/>
+      </w:pPr>
+      <w:r>
+        <w:rPr>
+          <w:b/>
+        </w:rPr>
+        <w:t xml:space="preserve">Fallback</w:t>
+      </w:r>
+      <w:r>
+        <w:t xml:space="preserve"> — planned system behavior for when the main mechanism (here: the ML component) can’t be trusted — in our case, switching to physics alone.</w:t>
+      </w:r>
+    </w:p>
+    <w:p>
+      <w:pPr>
+        <w:pStyle w:val="BodyText"/>
+      </w:pPr>
+      <w:r>
+        <w:rPr>
+          <w:b/>
+        </w:rPr>
+        <w:t xml:space="preserve">ROI (Return on Investment)</w:t>
+      </w:r>
+      <w:r>
+        <w:t xml:space="preserve"> — the ratio of an investment’s benefit to its cost.</w:t>
+      </w:r>
+    </w:p>
+    <w:p>
+      <w:pPr>
+        <w:pStyle w:val="BodyText"/>
+      </w:pPr>
+      <w:r>
+        <w:rPr>
+          <w:b/>
+        </w:rPr>
+        <w:t xml:space="preserve">NPV (Net Present Value)</w:t>
+      </w:r>
+      <w:r>
+        <w:t xml:space="preserve"> — the sum of discounted future net benefits, minus the initial cost — tells you whether an investment pays off over a multi-year horizon.</w:t>
+      </w:r>
+    </w:p>
+    <w:p>
+      <w:pPr>
+        <w:pStyle w:val="BodyText"/>
+      </w:pPr>
+      <w:r>
+        <w:rPr>
+          <w:b/>
+        </w:rPr>
+        <w:t xml:space="preserve">Payback period</w:t>
+      </w:r>
+      <w:r>
+        <w:t xml:space="preserve"> — the time needed for a model’s cumulative benefit to exceed the cost of building it.</w:t>
+      </w:r>
+    </w:p>
     <w:bookmarkStart w:id="10" w:name="part-i-ml-fundamentals-from-scratch"/>
     <w:p>
       <w:pPr>
@@ -515,6 +1215,70 @@
     </w:p>
     <w:p>
       <w:pPr>
+        <w:pStyle w:val="BodyText"/>
+      </w:pPr>
+      <w:r>
+        <w:t xml:space="preserve">What the Code Below Does</w:t>
+      </w:r>
+    </w:p>
+    <w:p>
+      <w:pPr>
+        <w:pStyle w:val="BodyText"/>
+      </w:pPr>
+      <w:r>
+        <w:t xml:space="preserve">The code does five things, in exactly this order.</w:t>
+      </w:r>
+    </w:p>
+    <w:p>
+      <w:pPr>
+        <w:pStyle w:val="BodyText"/>
+      </w:pPr>
+      <w:r>
+        <w:t xml:space="preserve">First, it generates the data: it sets the random seed to 42 (so the result is reproducible every run), draws two hundred values of heater power and process duration, and computes temperature from the known formula with added measurement noise — all of it goes into a pandas table called data.</w:t>
+      </w:r>
+    </w:p>
+    <w:p>
+      <w:pPr>
+        <w:pStyle w:val="BodyText"/>
+      </w:pPr>
+      <w:r>
+        <w:t xml:space="preserve">Then it splits that data: eighty percent to the training set, twenty percent to the test set, using scikit-learn’s train_test_split function, also with a fixed random_state so the split is reproducible too.</w:t>
+      </w:r>
+    </w:p>
+    <w:p>
+      <w:pPr>
+        <w:pStyle w:val="BodyText"/>
+      </w:pPr>
+      <w:r>
+        <w:t xml:space="preserve">The third step is training: it creates an empty LinearRegression() object and calls .fit() on it with the training data — this is the moment the model actually “learns,” fitting its two coefficients and the intercept to the data.</w:t>
+      </w:r>
+    </w:p>
+    <w:p>
+      <w:pPr>
+        <w:pStyle w:val="BodyText"/>
+      </w:pPr>
+      <w:r>
+        <w:t xml:space="preserve">The fourth step is validation: the model predicts temperature for the test data it has never seen, and the code computes two metrics — RMSE and R² — comparing those predictions against the true values.</w:t>
+      </w:r>
+    </w:p>
+    <w:p>
+      <w:pPr>
+        <w:pStyle w:val="BodyText"/>
+      </w:pPr>
+      <w:r>
+        <w:t xml:space="preserve">The fifth and last step is interpretation: the code takes one specific example from the test set and prints the true temperature next to the model’s prediction, side by side, so you see the difference on one concrete number, not just an averaged metric.</w:t>
+      </w:r>
+    </w:p>
+    <w:p>
+      <w:pPr>
+        <w:pStyle w:val="BodyText"/>
+      </w:pPr>
+      <w:r>
+        <w:t xml:space="preserve">Open a new file, paste the code below in full, and run it with python3 model.py.</w:t>
+      </w:r>
+    </w:p>
+    <w:p>
+      <w:pPr>
         <w:pStyle w:val="SourceCode"/>
       </w:pPr>
       <w:r>
@@ -704,7 +1468,7 @@
         <w:rPr>
           <w:rStyle w:val="CommentTok"/>
         </w:rPr>
-        <w:t xml:space="preserve"># In a real project, data comes from the historian/SCADA (see Chapter 5 of the book: "Data in a GxP Environment").</w:t>
+        <w:t xml:space="preserve"># In a real project, data comes from the historian/SCADA (see Chapter 5 of the book "Process Modeling in Pharma: From Zero to a Validated Model": "Data in a GxP Environment").</w:t>
       </w:r>
       <w:r>
         <w:br/>
@@ -2453,6 +3217,14 @@
       </w:pPr>
       <w:r>
         <w:t xml:space="preserve">What Comes Out of This</w:t>
+      </w:r>
+    </w:p>
+    <w:p>
+      <w:pPr>
+        <w:pStyle w:val="BodyText"/>
+      </w:pPr>
+      <w:r>
+        <w:t xml:space="preserve">Before you look at the chart, know what you’re looking at. The figure below has two panels side by side. The left one shows how well the model hits: the true temperature is on the horizontal axis, the model’s prediction on the vertical, and each point is one observation from the test set. If the model were perfect, every point would lie exactly on the dashed diagonal line — the closer to that line, the better. The gray band around it is the ±RMSE width, the typical size of the error. The right panel shows the same thing from another angle: the distribution of errors (true value minus prediction) across all test points at once — if the model has no systematic bias, this distribution should be roughly symmetric around zero, with no clear skew in either direction.</w:t>
       </w:r>
     </w:p>
     <w:p>
@@ -2825,6 +3597,54 @@
     </w:p>
     <w:p>
       <w:pPr>
+        <w:pStyle w:val="BodyText"/>
+      </w:pPr>
+      <w:r>
+        <w:t xml:space="preserve">What the Code Below Does</w:t>
+      </w:r>
+    </w:p>
+    <w:p>
+      <w:pPr>
+        <w:pStyle w:val="BodyText"/>
+      </w:pPr>
+      <w:r>
+        <w:t xml:space="preserve">The code does four things, in order.</w:t>
+      </w:r>
+    </w:p>
+    <w:p>
+      <w:pPr>
+        <w:pStyle w:val="BodyText"/>
+      </w:pPr>
+      <w:r>
+        <w:t xml:space="preserve">First, it generates data with a hidden nonlinearity — this time temperature saturates at high power (a tanh function), it no longer grows linearly like in Chapter 1.</w:t>
+      </w:r>
+    </w:p>
+    <w:p>
+      <w:pPr>
+        <w:pStyle w:val="BodyText"/>
+      </w:pPr>
+      <w:r>
+        <w:t xml:space="preserve">Then it trains Model A — the same linear regression from the previous chapter, on this new data — to see how it copes with a relationship it can’t capture.</w:t>
+      </w:r>
+    </w:p>
+    <w:p>
+      <w:pPr>
+        <w:pStyle w:val="BodyText"/>
+      </w:pPr>
+      <w:r>
+        <w:t xml:space="preserve">Next it builds Model B: first it scales the features with a StandardScaler fitted only on the training data, then trains a small neural network — an MLPRegressor with one hidden layer of eight neurons, using the lbfgs solver instead of the default adam.</w:t>
+      </w:r>
+    </w:p>
+    <w:p>
+      <w:pPr>
+        <w:pStyle w:val="BodyText"/>
+      </w:pPr>
+      <w:r>
+        <w:t xml:space="preserve">Finally it prints both models’ RMSE and R² side by side, so the comparison is immediate.</w:t>
+      </w:r>
+    </w:p>
+    <w:p>
+      <w:pPr>
         <w:pStyle w:val="SourceCode"/>
       </w:pPr>
       <w:r>
@@ -4627,6 +5447,14 @@
       </w:pPr>
       <w:r>
         <w:t xml:space="preserve">A single RMSE number can be misleading with small samples, so instead of trusting it blindly, we check the linear model’s average error across successive heater-power bins. With a larger sample (n=1000) the pattern becomes unambiguous: negative error at both ends of the range, positive in the middle. A classic arc — the signature of a nonlinearity that no straight line can capture, no matter how well we choose its slope.</w:t>
+      </w:r>
+    </w:p>
+    <w:p>
+      <w:pPr>
+        <w:pStyle w:val="BodyText"/>
+      </w:pPr>
+      <w:r>
+        <w:t xml:space="preserve">The chart below shows exactly this phenomenon, in two panels side by side: left for linear regression, right for the neural network, both as error versus heater power. The arc visible on the left, and its absence on the right, is the whole proof that the network caught the nonlinearity and the regression didn’t.</w:t>
       </w:r>
     </w:p>
     <w:p>
@@ -5049,6 +5877,54 @@
     </w:p>
     <w:p>
       <w:pPr>
+        <w:pStyle w:val="BodyText"/>
+      </w:pPr>
+      <w:r>
+        <w:t xml:space="preserve">What the Code Below Does</w:t>
+      </w:r>
+    </w:p>
+    <w:p>
+      <w:pPr>
+        <w:pStyle w:val="BodyText"/>
+      </w:pPr>
+      <w:r>
+        <w:t xml:space="preserve">The code builds three approaches in turn, on the same data.</w:t>
+      </w:r>
+    </w:p>
+    <w:p>
+      <w:pPr>
+        <w:pStyle w:val="BodyText"/>
+      </w:pPr>
+      <w:r>
+        <w:t xml:space="preserve">First it defines the physical function — exactly the same formula from Chapter 2, with no access to the new variable, ambient temperature.</w:t>
+      </w:r>
+    </w:p>
+    <w:p>
+      <w:pPr>
+        <w:pStyle w:val="BodyText"/>
+      </w:pPr>
+      <w:r>
+        <w:t xml:space="preserve">Then it trains Approach B, pure ML: it scales all three features and trains a neural network directly on the raw temperature.</w:t>
+      </w:r>
+    </w:p>
+    <w:p>
+      <w:pPr>
+        <w:pStyle w:val="BodyText"/>
+      </w:pPr>
+      <w:r>
+        <w:t xml:space="preserve">Next it builds Approach C, the hybrid: it computes the physics prediction on the training set, subtracts it from the true temperature to get the residuals, and trains a second, smaller neural network on just those residuals.</w:t>
+      </w:r>
+    </w:p>
+    <w:p>
+      <w:pPr>
+        <w:pStyle w:val="BodyText"/>
+      </w:pPr>
+      <w:r>
+        <w:t xml:space="preserve">Finally it combines the physics prediction with the ML correction and prints RMSE and R² for all three approaches side by side.</w:t>
+      </w:r>
+    </w:p>
+    <w:p>
+      <w:pPr>
         <w:pStyle w:val="SourceCode"/>
       </w:pPr>
       <w:r>
@@ -6966,7 +7842,7 @@
         <w:rPr>
           <w:rStyle w:val="CommentTok"/>
         </w:rPr>
-        <w:t xml:space="preserve"># COMPARISON (like the benchmark table in Appendix D.1 of the book)</w:t>
+        <w:t xml:space="preserve"># COMPARISON (like the benchmark table in Appendix D.1 of the book "Process Modeling in Pharma: From Zero to a Validated Model")</w:t>
       </w:r>
       <w:r>
         <w:br/>
@@ -7857,6 +8733,14 @@
         <w:pStyle w:val="BodyText"/>
       </w:pPr>
       <w:r>
+        <w:t xml:space="preserve">Before you look at the chart, know what you’re looking at. Both panels show the physical model’s residuals — the difference between true temperature and the physics-only prediction — as a function of ambient temperature, the hidden variable the physics doesn’t know about. The left panel is the situation before ML correction: there’s a clear trend, the fitted line through the points rises — that’s exactly the effect the physics doesn’t explain. The right panel is the situation after correction: the same residuals, but with what the ML component learned subtracted out. The trend disappears, leaving a directionless cloud of points — a sign the correction actually caught the missing effect, not just fit the noise.</w:t>
+      </w:r>
+    </w:p>
+    <w:p>
+      <w:pPr>
+        <w:pStyle w:val="BodyText"/>
+      </w:pPr>
+      <w:r>
         <w:drawing>
           <wp:inline>
             <wp:extent cx="5334000" cy="2330388"/>
@@ -8381,6 +9265,46 @@
     </w:p>
     <w:p>
       <w:pPr>
+        <w:pStyle w:val="BodyText"/>
+      </w:pPr>
+      <w:r>
+        <w:t xml:space="preserve">What the Code Below Does</w:t>
+      </w:r>
+    </w:p>
+    <w:p>
+      <w:pPr>
+        <w:pStyle w:val="BodyText"/>
+      </w:pPr>
+      <w:r>
+        <w:t xml:space="preserve">The code has three parts.</w:t>
+      </w:r>
+    </w:p>
+    <w:p>
+      <w:pPr>
+        <w:pStyle w:val="BodyText"/>
+      </w:pPr>
+      <w:r>
+        <w:t xml:space="preserve">The first fits polynomials of six increasing degrees to the same twenty-five points and prints RMSE separately for training and test, for each degree.</w:t>
+      </w:r>
+    </w:p>
+    <w:p>
+      <w:pPr>
+        <w:pStyle w:val="BodyText"/>
+      </w:pPr>
+      <w:r>
+        <w:t xml:space="preserve">The second part takes one degree (three) and repeats the train/test split five times with a different random seed, to show how much the test result depends on chance, not just on the model.</w:t>
+      </w:r>
+    </w:p>
+    <w:p>
+      <w:pPr>
+        <w:pStyle w:val="BodyText"/>
+      </w:pPr>
+      <w:r>
+        <w:t xml:space="preserve">The third part replaces the single split with five-fold cross-validation — for each degree it computes the mean error and its standard deviation across five folds, and at the end points out the degree with the lowest mean CV error.</w:t>
+      </w:r>
+    </w:p>
+    <w:p>
+      <w:pPr>
         <w:pStyle w:val="SourceCode"/>
       </w:pPr>
       <w:r>
@@ -10884,6 +11808,14 @@
           <w:rStyle w:val="NormalTok"/>
         </w:rPr>
         <w:t xml:space="preserve">)</w:t>
+      </w:r>
+    </w:p>
+    <w:p>
+      <w:pPr>
+        <w:pStyle w:val="BodyText"/>
+      </w:pPr>
+      <w:r>
+        <w:t xml:space="preserve">Before you look at the chart, know what you’re looking at. The left panel shows three curves fitted to the same cloud of twenty-five points — degree one (too simple, the curve barely follows the data), degree two (a good fit, the curve follows the trend without following the noise), and degree fifteen (the curve winds through every single point, noise included). The right panel shows this numerically: training RMSE (drops almost to zero at high degree — the model is memorizing the data), single-test RMSE (rises at high degree — that’s overfitting), and five-fold cross-validation RMSE with error bars (more reliable, since it’s averaged across several splits — and you can see its uncertainty grows with degree too).</w:t>
       </w:r>
     </w:p>
     <w:p>
@@ -11407,6 +12339,54 @@
     </w:p>
     <w:p>
       <w:pPr>
+        <w:pStyle w:val="BodyText"/>
+      </w:pPr>
+      <w:r>
+        <w:t xml:space="preserve">What the Code Below Does</w:t>
+      </w:r>
+    </w:p>
+    <w:p>
+      <w:pPr>
+        <w:pStyle w:val="BodyText"/>
+      </w:pPr>
+      <w:r>
+        <w:t xml:space="preserve">The code has two main parts.</w:t>
+      </w:r>
+    </w:p>
+    <w:p>
+      <w:pPr>
+        <w:pStyle w:val="BodyText"/>
+      </w:pPr>
+      <w:r>
+        <w:t xml:space="preserve">First it simulates a reactor with inertia: power changes in steps every forty minutes, and temperature chases the target value with time constant k, instead of jumping to it instantly.</w:t>
+      </w:r>
+    </w:p>
+    <w:p>
+      <w:pPr>
+        <w:pStyle w:val="BodyText"/>
+      </w:pPr>
+      <w:r>
+        <w:t xml:space="preserve">Then it trains Model A, a network seeing only current power, and evaluates it on the last hundred steps.</w:t>
+      </w:r>
+    </w:p>
+    <w:p>
+      <w:pPr>
+        <w:pStyle w:val="BodyText"/>
+      </w:pPr>
+      <w:r>
+        <w:t xml:space="preserve">Next it builds Model B: it adds a column with the temperature from the previous step as a second feature, trains a network on it, and here’s the key moment — during prediction on the test data, the model doesn’t get the true previous temperature, only its own previous prediction, step by step, in a loop. This is recurrent prediction.</w:t>
+      </w:r>
+    </w:p>
+    <w:p>
+      <w:pPr>
+        <w:pStyle w:val="BodyText"/>
+      </w:pPr>
+      <w:r>
+        <w:t xml:space="preserve">Finally the code saves both models’ results to CSV files, for visualization in the next step.</w:t>
+      </w:r>
+    </w:p>
+    <w:p>
+      <w:pPr>
         <w:pStyle w:val="SourceCode"/>
       </w:pPr>
       <w:r>
@@ -14153,6 +15133,14 @@
           <w:rStyle w:val="NormalTok"/>
         </w:rPr>
         <w:t xml:space="preserve">)</w:t>
+      </w:r>
+    </w:p>
+    <w:p>
+      <w:pPr>
+        <w:pStyle w:val="BodyText"/>
+      </w:pPr>
+      <w:r>
+        <w:t xml:space="preserve">Before you look at the chart, know what you’re looking at. Both panels show the same stretch of time — true temperature (black line) against the model’s prediction (red line on top, green on the bottom). The top panel is the model without memory: at every step change in heater power (gray line, right axis), the red line diverges from the black one — the model doesn’t know temperature is still chasing the new target, so it’s briefly wrong. The bottom panel is the model with memory: the green line tracks the black one even through these transient moments, because the model sees not just current power, but also where temperature was a moment ago.</w:t>
       </w:r>
     </w:p>
     <w:p>
@@ -14470,12 +15458,6 @@
       <w:r>
         <w:t xml:space="preserve">Process physics: the dissolved oxygen mass balance</w:t>
       </w:r>
-      <w:r>
-        <w:t xml:space="preserve"> </w:t>
-      </w:r>
-      <w:r>
-        <w:t xml:space="preserve">Process physics: the dissolved oxygen mass balance</w:t>
-      </w:r>
     </w:p>
     <w:p>
       <w:pPr>
@@ -14535,7 +15517,7 @@
         <w:rPr>
           <w:rStyle w:val="CommentTok"/>
         </w:rPr>
-        <w:t xml:space="preserve">Step 6: bioreactor simulation - a replica of case study D.1 from the book (DO prediction).</w:t>
+        <w:t xml:space="preserve">Step 6: bioreactor simulation - a replica of case study D.1 from the book "Process Modeling in Pharma: From Zero to a Validated Model" (DO prediction).</w:t>
       </w:r>
       <w:r>
         <w:br/>
@@ -18817,6 +19799,54 @@
     </w:p>
     <w:p>
       <w:pPr>
+        <w:pStyle w:val="BodyText"/>
+      </w:pPr>
+      <w:r>
+        <w:t xml:space="preserve">How It All Fits Together</w:t>
+      </w:r>
+    </w:p>
+    <w:p>
+      <w:pPr>
+        <w:pStyle w:val="BodyText"/>
+      </w:pPr>
+      <w:r>
+        <w:t xml:space="preserve">The code below combines everything you’ve just learned into one complete script.</w:t>
+      </w:r>
+    </w:p>
+    <w:p>
+      <w:pPr>
+        <w:pStyle w:val="BodyText"/>
+      </w:pPr>
+      <w:r>
+        <w:t xml:space="preserve">It generates sixteen simulated batches, twelve for training and four for test, and computes normalization statistics on the training ones only.</w:t>
+      </w:r>
+    </w:p>
+    <w:p>
+      <w:pPr>
+        <w:pStyle w:val="BodyText"/>
+      </w:pPr>
+      <w:r>
+        <w:t xml:space="preserve">It defines the incomplete physics — without the metabolic effect — as a baseline.</w:t>
+      </w:r>
+    </w:p>
+    <w:p>
+      <w:pPr>
+        <w:pStyle w:val="BodyText"/>
+      </w:pPr>
+      <w:r>
+        <w:t xml:space="preserve">It builds two windowed datasets — one with the raw target (for the black box), one with the residual target (for the hybrid) — and trains a separate GRU network on each, using exactly the same training loop from a moment ago.</w:t>
+      </w:r>
+    </w:p>
+    <w:p>
+      <w:pPr>
+        <w:pStyle w:val="BodyText"/>
+      </w:pPr>
+      <w:r>
+        <w:t xml:space="preserve">Finally it evaluates all three approaches on the test batches and prints a comparison table of RMSE.</w:t>
+      </w:r>
+    </w:p>
+    <w:p>
+      <w:pPr>
         <w:pStyle w:val="SourceCode"/>
       </w:pPr>
       <w:r>
@@ -18850,7 +19880,7 @@
         <w:rPr>
           <w:rStyle w:val="CommentTok"/>
         </w:rPr>
-        <w:t xml:space="preserve">at a 30-minute horizon - as in Chapters 10/11 and Appendix D.1 of the book.</w:t>
+        <w:t xml:space="preserve">at a 30-minute horizon - as in Chapters 10/11 and Appendix D.1 of the book "Process Modeling in Pharma: From Zero to a Validated Model".</w:t>
       </w:r>
       <w:r>
         <w:br/>
@@ -24032,6 +25062,14 @@
           <w:rStyle w:val="NormalTok"/>
         </w:rPr>
         <w:t xml:space="preserve">)</w:t>
+      </w:r>
+    </w:p>
+    <w:p>
+      <w:pPr>
+        <w:pStyle w:val="BodyText"/>
+      </w:pPr>
+      <w:r>
+        <w:t xml:space="preserve">Before you look at the chart, know what you’re looking at. This is one panel, one test run over time. The black line is true DO. The dashed orange is the physics-only prediction, the dotted red is the pure GRU (black box) prediction, the solid green is the hybrid. The red vertical bands mark periods when the process is in metabolic mode — exactly where simple physics gets it wrong, because it doesn’t know about this effect. Watch which line stays closest to the black one inside those shaded regions — that’s the entire point of this chart.</w:t>
       </w:r>
     </w:p>
     <w:p>
@@ -27002,11 +28040,13 @@
       <w:r>
         <w:t xml:space="preserve">A model that’s passed PQ is formally validated, but that’s not the end of the story. This part shows what comes next: how to actually deploy it, and how to calculate whether the whole investment made sense.</w:t>
       </w:r>
-      <w:r>
-        <w:t xml:space="preserve"> </w:t>
-      </w:r>
-      <w:r>
-        <w:t xml:space="preserve"># Chapter 13 — Deployment as an API (FastAPI)</w:t>
+    </w:p>
+    <w:p>
+      <w:pPr>
+        <w:pStyle w:val="Heading1"/>
+      </w:pPr>
+      <w:r>
+        <w:t xml:space="preserve">Chapter 13 — Deployment as an API (FastAPI)</w:t>
       </w:r>
     </w:p>
     <w:p>
@@ -27035,6 +28075,54 @@
     </w:p>
     <w:p>
       <w:pPr>
+        <w:pStyle w:val="BodyText"/>
+      </w:pPr>
+      <w:r>
+        <w:t xml:space="preserve">What the Code Below Does</w:t>
+      </w:r>
+    </w:p>
+    <w:p>
+      <w:pPr>
+        <w:pStyle w:val="BodyText"/>
+      </w:pPr>
+      <w:r>
+        <w:t xml:space="preserve">The code trains the model exactly as in Chapter 6, then computes four more things we hadn’t computed before.</w:t>
+      </w:r>
+    </w:p>
+    <w:p>
+      <w:pPr>
+        <w:pStyle w:val="BodyText"/>
+      </w:pPr>
+      <w:r>
+        <w:t xml:space="preserve">First, the conformal prediction quantile: it computes absolute errors on the four calibration batches and takes the ninetieth percentile.</w:t>
+      </w:r>
+    </w:p>
+    <w:p>
+      <w:pPr>
+        <w:pStyle w:val="BodyText"/>
+      </w:pPr>
+      <w:r>
+        <w:t xml:space="preserve">Then Mahalanobis statistics: the mean and inverse covariance matrix of the input features from the training data, plus a threshold set as the ninety-ninth percentile of the distance on that same data.</w:t>
+      </w:r>
+    </w:p>
+    <w:p>
+      <w:pPr>
+        <w:pStyle w:val="BodyText"/>
+      </w:pPr>
+      <w:r>
+        <w:t xml:space="preserve">Next it computes a SHA-256 hash of the entire training set — this is the data freeze from Chapter 8.</w:t>
+      </w:r>
+    </w:p>
+    <w:p>
+      <w:pPr>
+        <w:pStyle w:val="BodyText"/>
+      </w:pPr>
+      <w:r>
+        <w:t xml:space="preserve">Finally it saves the model weights to a .pt file and all these numbers together into one artefakty_en.json file.</w:t>
+      </w:r>
+    </w:p>
+    <w:p>
+      <w:pPr>
         <w:pStyle w:val="SourceCode"/>
       </w:pPr>
       <w:r>
@@ -31229,6 +32317,54 @@
     </w:p>
     <w:p>
       <w:pPr>
+        <w:pStyle w:val="BodyText"/>
+      </w:pPr>
+      <w:r>
+        <w:t xml:space="preserve">What the Code Below Does</w:t>
+      </w:r>
+    </w:p>
+    <w:p>
+      <w:pPr>
+        <w:pStyle w:val="BodyText"/>
+      </w:pPr>
+      <w:r>
+        <w:t xml:space="preserve">The code has three parts.</w:t>
+      </w:r>
+    </w:p>
+    <w:p>
+      <w:pPr>
+        <w:pStyle w:val="BodyText"/>
+      </w:pPr>
+      <w:r>
+        <w:t xml:space="preserve">The lifespan function loads the model weights once, at server startup, not on every request.</w:t>
+      </w:r>
+    </w:p>
+    <w:p>
+      <w:pPr>
+        <w:pStyle w:val="BodyText"/>
+      </w:pPr>
+      <w:r>
+        <w:t xml:space="preserve">The /predict endpoint first computes the Mahalanobis distance of the last point in the window and checks whether it exceeds the OOD threshold — if so, it returns the physics-only prediction, with a wider interval, and stops there, never touching the GRU network.</w:t>
+      </w:r>
+    </w:p>
+    <w:p>
+      <w:pPr>
+        <w:pStyle w:val="BodyText"/>
+      </w:pPr>
+      <w:r>
+        <w:t xml:space="preserve">If the data is within range, the code computes the physics prediction, adds the GRU correction to it, and returns the sum along with the conformal interval, the OOD flag set to false, and the inference time.</w:t>
+      </w:r>
+    </w:p>
+    <w:p>
+      <w:pPr>
+        <w:pStyle w:val="BodyText"/>
+      </w:pPr>
+      <w:r>
+        <w:t xml:space="preserve">The /health endpoint is a simple ping checking whether the server is alive and which model version it has loaded.</w:t>
+      </w:r>
+    </w:p>
+    <w:p>
+      <w:pPr>
         <w:pStyle w:val="SourceCode"/>
       </w:pPr>
       <w:r>
@@ -31256,7 +32392,7 @@
         <w:rPr>
           <w:rStyle w:val="CommentTok"/>
         </w:rPr>
-        <w:t xml:space="preserve">Returns exactly what Chapter 11/13 of the book specifies: a prediction with a confidence</w:t>
+        <w:t xml:space="preserve">Returns exactly what Chapter 11/13 of the book "Process Modeling in Pharma: From Zero to a Validated Model" specifies: a prediction with a confidence</w:t>
       </w:r>
       <w:r>
         <w:br/>
@@ -36063,19 +37199,45 @@
       <w:r>
         <w:t xml:space="preserve">A Parameterized Calculator</w:t>
       </w:r>
-      <w:r>
-        <w:t xml:space="preserve"> </w:t>
-      </w:r>
-      <w:r>
-        <w:t xml:space="preserve">This whole cycle is an investment — of team time, infrastructure, the regulatory process. This chapter shows how to translate it into numbers that speak to finance, not just to engineers. We’ll build this as a small, self-contained Python module — not a spreadsheet — so you can plug it into your next project, not just this one example. Paste the code below into a new file, kalkulator_roi_en.py, run it, and compare the printed payback period against the number quoted in the section below — they should match to the month.</w:t>
-      </w:r>
     </w:p>
     <w:p>
       <w:pPr>
         <w:pStyle w:val="BodyText"/>
       </w:pPr>
       <w:r>
-        <w:t xml:space="preserve">A Parameterized Calculator</w:t>
+        <w:t xml:space="preserve">What the Code Below Does</w:t>
+      </w:r>
+    </w:p>
+    <w:p>
+      <w:pPr>
+        <w:pStyle w:val="BodyText"/>
+      </w:pPr>
+      <w:r>
+        <w:t xml:space="preserve">The code has three dataclasses and one function.</w:t>
+      </w:r>
+    </w:p>
+    <w:p>
+      <w:pPr>
+        <w:pStyle w:val="BodyText"/>
+      </w:pPr>
+      <w:r>
+        <w:t xml:space="preserve">DevelopmentCost, AnnualMaintenanceCost, and AnnualBenefits are simple containers for input numbers, each with a total property summing its components.</w:t>
+      </w:r>
+    </w:p>
+    <w:p>
+      <w:pPr>
+        <w:pStyle w:val="BodyText"/>
+      </w:pPr>
+      <w:r>
+        <w:t xml:space="preserve">The calculate_roi function takes these three objects and computes four things: the annual net benefit as benefits minus maintenance cost, the payback period as development cost divided by that net benefit, NPV as the sum of discounted net benefits over five years minus the initial cost, and finally cost and benefit spread across a single batch.</w:t>
+      </w:r>
+    </w:p>
+    <w:p>
+      <w:pPr>
+        <w:pStyle w:val="BodyText"/>
+      </w:pPr>
+      <w:r>
+        <w:t xml:space="preserve">The main section plugs in the illustrative numbers from the book and prints the result for comparison.</w:t>
       </w:r>
     </w:p>
     <w:p>
@@ -36125,7 +37287,7 @@
         <w:rPr>
           <w:rStyle w:val="CommentTok"/>
         </w:rPr>
-        <w:t xml:space="preserve">numbers from the book (the bioreactor DO model), to verify that the calculator</w:t>
+        <w:t xml:space="preserve">numbers from the book "Process Modeling in Pharma: From Zero to a Validated Model" (the bioreactor DO model), to verify that the calculator</w:t>
       </w:r>
       <w:r>
         <w:br/>
@@ -38995,11 +40157,13 @@
       <w:r>
         <w:t xml:space="preserve">Compute the exact model effectiveness (not 25%/50%/75%/100%, but the precise value) at which the 5-year NPV crosses zero — that’s a number worth knowing before a conversation with a sponsor.</w:t>
       </w:r>
-      <w:r>
-        <w:t xml:space="preserve"> </w:t>
-      </w:r>
-      <w:r>
-        <w:t xml:space="preserve"># Conclusion</w:t>
+    </w:p>
+    <w:p>
+      <w:pPr>
+        <w:pStyle w:val="Heading1"/>
+      </w:pPr>
+      <w:r>
+        <w:t xml:space="preserve">Conclusion</w:t>
       </w:r>
     </w:p>
     <w:p>
